--- a/doc/Sprint2/APITEST/reportTest_APITESTdoc.docx
+++ b/doc/Sprint2/APITEST/reportTest_APITESTdoc.docx
@@ -1065,7 +1065,6 @@
           <w:szCs w:val="32"/>
         </w:rPr>
       </w:pPr>
-      <w:proofErr w:type="gramStart"/>
       <w:r>
         <w:rPr>
           <w:rFonts w:ascii="TH SarabunPSK" w:hAnsi="TH SarabunPSK" w:cs="TH SarabunPSK"/>
@@ -1074,7 +1073,6 @@
         </w:rPr>
         <w:t>CPU :</w:t>
       </w:r>
-      <w:proofErr w:type="gramEnd"/>
       <w:r>
         <w:rPr>
           <w:rFonts w:ascii="TH SarabunPSK" w:hAnsi="TH SarabunPSK" w:cs="TH SarabunPSK"/>
@@ -1097,43 +1095,7 @@
           <w:sz w:val="32"/>
           <w:szCs w:val="32"/>
         </w:rPr>
-        <w:t xml:space="preserve">11th Gen Intel(R) </w:t>
-      </w:r>
-      <w:proofErr w:type="gramStart"/>
-      <w:r>
-        <w:rPr>
-          <w:rFonts w:ascii="TH SarabunPSK" w:hAnsi="TH SarabunPSK" w:cs="TH SarabunPSK"/>
-          <w:sz w:val="32"/>
-          <w:szCs w:val="32"/>
-        </w:rPr>
-        <w:t>Core(</w:t>
-      </w:r>
-      <w:proofErr w:type="gramEnd"/>
-      <w:r>
-        <w:rPr>
-          <w:rFonts w:ascii="TH SarabunPSK" w:hAnsi="TH SarabunPSK" w:cs="TH SarabunPSK"/>
-          <w:sz w:val="32"/>
-          <w:szCs w:val="32"/>
-        </w:rPr>
-        <w:t>TM) i5-11400</w:t>
-      </w:r>
-      <w:proofErr w:type="gramStart"/>
-      <w:r>
-        <w:rPr>
-          <w:rFonts w:ascii="TH SarabunPSK" w:hAnsi="TH SarabunPSK" w:cs="TH SarabunPSK"/>
-          <w:sz w:val="32"/>
-          <w:szCs w:val="32"/>
-        </w:rPr>
-        <w:t>H @</w:t>
-      </w:r>
-      <w:proofErr w:type="gramEnd"/>
-      <w:r>
-        <w:rPr>
-          <w:rFonts w:ascii="TH SarabunPSK" w:hAnsi="TH SarabunPSK" w:cs="TH SarabunPSK"/>
-          <w:sz w:val="32"/>
-          <w:szCs w:val="32"/>
-        </w:rPr>
-        <w:t xml:space="preserve"> 2.70GHz (2.69 GHz)</w:t>
+        <w:t>11th Gen Intel(R) Core(TM) i5-11400H @ 2.70GHz (2.69 GHz)</w:t>
       </w:r>
     </w:p>
     <w:p>
@@ -1146,7 +1108,6 @@
           <w:szCs w:val="32"/>
         </w:rPr>
       </w:pPr>
-      <w:proofErr w:type="gramStart"/>
       <w:r>
         <w:rPr>
           <w:rFonts w:ascii="TH SarabunPSK" w:hAnsi="TH SarabunPSK" w:cs="TH SarabunPSK"/>
@@ -1156,7 +1117,6 @@
         <w:lastRenderedPageBreak/>
         <w:t>Memory :</w:t>
       </w:r>
-      <w:proofErr w:type="gramEnd"/>
       <w:r>
         <w:rPr>
           <w:rFonts w:ascii="TH SarabunPSK" w:hAnsi="TH SarabunPSK" w:cs="TH SarabunPSK"/>
@@ -1193,7 +1153,6 @@
           <w:szCs w:val="32"/>
         </w:rPr>
       </w:pPr>
-      <w:proofErr w:type="gramStart"/>
       <w:r>
         <w:rPr>
           <w:rFonts w:ascii="TH SarabunPSK" w:hAnsi="TH SarabunPSK" w:cs="TH SarabunPSK"/>
@@ -1218,7 +1177,6 @@
         </w:rPr>
         <w:t>:</w:t>
       </w:r>
-      <w:proofErr w:type="gramEnd"/>
       <w:r>
         <w:rPr>
           <w:rFonts w:ascii="TH SarabunPSK" w:hAnsi="TH SarabunPSK" w:cs="TH SarabunPSK"/>
@@ -2672,27 +2630,7 @@
                 <w:szCs w:val="32"/>
                 <w:lang w:bidi="th-TH"/>
               </w:rPr>
-              <w:t>USER_A_</w:t>
-            </w:r>
-            <w:proofErr w:type="gramStart"/>
-            <w:r>
-              <w:rPr>
-                <w:rFonts w:ascii="TH SarabunPSK" w:hAnsi="TH SarabunPSK" w:cs="TH SarabunPSK"/>
-                <w:sz w:val="32"/>
-                <w:szCs w:val="32"/>
-                <w:lang w:bidi="th-TH"/>
-              </w:rPr>
-              <w:t>TOKEN :</w:t>
-            </w:r>
-            <w:proofErr w:type="gramEnd"/>
-            <w:r>
-              <w:rPr>
-                <w:rFonts w:ascii="TH SarabunPSK" w:hAnsi="TH SarabunPSK" w:cs="TH SarabunPSK"/>
-                <w:sz w:val="32"/>
-                <w:szCs w:val="32"/>
-                <w:lang w:bidi="th-TH"/>
-              </w:rPr>
-              <w:t xml:space="preserve"> </w:t>
+              <w:t xml:space="preserve">USER_A_TOKEN : </w:t>
             </w:r>
             <w:r>
               <w:rPr>
@@ -2713,55 +2651,33 @@
               </w:rPr>
               <w:t xml:space="preserve">Report) — username: </w:t>
             </w:r>
-            <w:proofErr w:type="spellStart"/>
-            <w:r>
-              <w:rPr>
-                <w:rFonts w:ascii="TH SarabunPSK" w:hAnsi="TH SarabunPSK" w:cs="TH SarabunPSK"/>
-                <w:sz w:val="32"/>
-                <w:szCs w:val="32"/>
-                <w:lang w:bidi="th-TH"/>
-              </w:rPr>
-              <w:t>pLoomN</w:t>
-            </w:r>
-            <w:proofErr w:type="spellEnd"/>
-          </w:p>
-          <w:p>
-            <w:pPr>
-              <w:rPr>
-                <w:rFonts w:ascii="TH SarabunPSK" w:hAnsi="TH SarabunPSK" w:cs="TH SarabunPSK"/>
-                <w:sz w:val="32"/>
-                <w:szCs w:val="32"/>
-                <w:lang w:bidi="th-TH"/>
-              </w:rPr>
-            </w:pPr>
-            <w:r>
-              <w:rPr>
-                <w:rFonts w:ascii="TH SarabunPSK" w:hAnsi="TH SarabunPSK" w:cs="TH SarabunPSK"/>
-                <w:sz w:val="32"/>
-                <w:szCs w:val="32"/>
-                <w:lang w:bidi="th-TH"/>
-              </w:rPr>
-              <w:t>USER_B_</w:t>
-            </w:r>
-            <w:proofErr w:type="gramStart"/>
-            <w:r>
-              <w:rPr>
-                <w:rFonts w:ascii="TH SarabunPSK" w:hAnsi="TH SarabunPSK" w:cs="TH SarabunPSK"/>
-                <w:sz w:val="32"/>
-                <w:szCs w:val="32"/>
-                <w:lang w:bidi="th-TH"/>
-              </w:rPr>
-              <w:t>TOKEN :</w:t>
-            </w:r>
-            <w:proofErr w:type="gramEnd"/>
-            <w:r>
-              <w:rPr>
-                <w:rFonts w:ascii="TH SarabunPSK" w:hAnsi="TH SarabunPSK" w:cs="TH SarabunPSK"/>
-                <w:sz w:val="32"/>
-                <w:szCs w:val="32"/>
-                <w:lang w:bidi="th-TH"/>
-              </w:rPr>
-              <w:t xml:space="preserve"> </w:t>
+            <w:r>
+              <w:rPr>
+                <w:rFonts w:ascii="TH SarabunPSK" w:hAnsi="TH SarabunPSK" w:cs="TH SarabunPSK"/>
+                <w:sz w:val="32"/>
+                <w:szCs w:val="32"/>
+                <w:lang w:bidi="th-TH"/>
+              </w:rPr>
+              <w:t>reporttester01</w:t>
+            </w:r>
+          </w:p>
+          <w:p>
+            <w:pPr>
+              <w:rPr>
+                <w:rFonts w:ascii="TH SarabunPSK" w:hAnsi="TH SarabunPSK" w:cs="TH SarabunPSK" w:hint="cs"/>
+                <w:sz w:val="32"/>
+                <w:szCs w:val="32"/>
+                <w:lang w:bidi="th-TH"/>
+              </w:rPr>
+            </w:pPr>
+            <w:r>
+              <w:rPr>
+                <w:rFonts w:ascii="TH SarabunPSK" w:hAnsi="TH SarabunPSK" w:cs="TH SarabunPSK"/>
+                <w:sz w:val="32"/>
+                <w:szCs w:val="32"/>
+                <w:lang w:bidi="th-TH"/>
+              </w:rPr>
+              <w:t xml:space="preserve">USER_B_TOKEN : </w:t>
             </w:r>
             <w:r>
               <w:rPr>
@@ -2780,47 +2696,45 @@
                 <w:szCs w:val="32"/>
                 <w:lang w:bidi="th-TH"/>
               </w:rPr>
-              <w:t>Report) — username: Test123</w:t>
-            </w:r>
-          </w:p>
-          <w:p>
-            <w:pPr>
-              <w:rPr>
-                <w:rFonts w:ascii="TH SarabunPSK" w:hAnsi="TH SarabunPSK" w:cs="TH SarabunPSK" w:hint="cs"/>
-                <w:sz w:val="32"/>
-                <w:szCs w:val="32"/>
-                <w:cs/>
-                <w:lang w:bidi="th-TH"/>
-              </w:rPr>
-            </w:pPr>
-            <w:r>
-              <w:rPr>
-                <w:rFonts w:ascii="TH SarabunPSK" w:hAnsi="TH SarabunPSK" w:cs="TH SarabunPSK"/>
-                <w:sz w:val="32"/>
-                <w:szCs w:val="32"/>
-                <w:lang w:bidi="th-TH"/>
-              </w:rPr>
-              <w:t>ADMIN_</w:t>
-            </w:r>
-            <w:proofErr w:type="gramStart"/>
-            <w:r>
-              <w:rPr>
-                <w:rFonts w:ascii="TH SarabunPSK" w:hAnsi="TH SarabunPSK" w:cs="TH SarabunPSK"/>
-                <w:sz w:val="32"/>
-                <w:szCs w:val="32"/>
-                <w:lang w:bidi="th-TH"/>
-              </w:rPr>
-              <w:t>TOKEN :</w:t>
-            </w:r>
-            <w:proofErr w:type="gramEnd"/>
-            <w:r>
-              <w:rPr>
-                <w:rFonts w:ascii="TH SarabunPSK" w:hAnsi="TH SarabunPSK" w:cs="TH SarabunPSK"/>
-                <w:sz w:val="32"/>
-                <w:szCs w:val="32"/>
-                <w:lang w:bidi="th-TH"/>
-              </w:rPr>
-              <w:t xml:space="preserve"> </w:t>
+              <w:t xml:space="preserve">Report) — username: </w:t>
+            </w:r>
+            <w:r>
+              <w:rPr>
+                <w:rFonts w:ascii="TH SarabunPSK" w:hAnsi="TH SarabunPSK" w:cs="TH SarabunPSK"/>
+                <w:sz w:val="32"/>
+                <w:szCs w:val="32"/>
+                <w:lang w:bidi="th-TH"/>
+              </w:rPr>
+              <w:t>reporttester0</w:t>
+            </w:r>
+            <w:r>
+              <w:rPr>
+                <w:rFonts w:ascii="TH SarabunPSK" w:hAnsi="TH SarabunPSK" w:cs="TH SarabunPSK"/>
+                <w:sz w:val="32"/>
+                <w:szCs w:val="32"/>
+                <w:lang w:bidi="th-TH"/>
+              </w:rPr>
+              <w:t>2</w:t>
+            </w:r>
+          </w:p>
+          <w:p>
+            <w:pPr>
+              <w:rPr>
+                <w:rFonts w:ascii="TH SarabunPSK" w:hAnsi="TH SarabunPSK" w:cs="TH SarabunPSK" w:hint="cs"/>
+                <w:sz w:val="32"/>
+                <w:szCs w:val="32"/>
+                <w:cs/>
+                <w:lang w:bidi="th-TH"/>
+              </w:rPr>
+            </w:pPr>
+            <w:r>
+              <w:rPr>
+                <w:rFonts w:ascii="TH SarabunPSK" w:hAnsi="TH SarabunPSK" w:cs="TH SarabunPSK"/>
+                <w:sz w:val="32"/>
+                <w:szCs w:val="32"/>
+                <w:lang w:bidi="th-TH"/>
+              </w:rPr>
+              <w:t xml:space="preserve">ADMIN_TOKEN : </w:t>
             </w:r>
             <w:r>
               <w:rPr>
@@ -2832,25 +2746,14 @@
               </w:rPr>
               <w:t>ผู้ดูแลระบบ (</w:t>
             </w:r>
-            <w:proofErr w:type="gramStart"/>
-            <w:r>
-              <w:rPr>
-                <w:rFonts w:ascii="TH SarabunPSK" w:hAnsi="TH SarabunPSK" w:cs="TH SarabunPSK"/>
-                <w:sz w:val="32"/>
-                <w:szCs w:val="32"/>
-                <w:lang w:bidi="th-TH"/>
-              </w:rPr>
-              <w:t>Admin) —</w:t>
-            </w:r>
-            <w:proofErr w:type="gramEnd"/>
-            <w:r>
-              <w:rPr>
-                <w:rFonts w:ascii="TH SarabunPSK" w:hAnsi="TH SarabunPSK" w:cs="TH SarabunPSK"/>
-                <w:sz w:val="32"/>
-                <w:szCs w:val="32"/>
-                <w:lang w:bidi="th-TH"/>
-              </w:rPr>
-              <w:t xml:space="preserve"> username: admin123</w:t>
+            <w:r>
+              <w:rPr>
+                <w:rFonts w:ascii="TH SarabunPSK" w:hAnsi="TH SarabunPSK" w:cs="TH SarabunPSK"/>
+                <w:sz w:val="32"/>
+                <w:szCs w:val="32"/>
+                <w:lang w:bidi="th-TH"/>
+              </w:rPr>
+              <w:t>Admin) — username: admin123</w:t>
             </w:r>
           </w:p>
         </w:tc>
@@ -5559,27 +5462,7 @@
                 <w:szCs w:val="32"/>
                 <w:lang w:bidi="th-TH"/>
               </w:rPr>
-              <w:t>USER_A_</w:t>
-            </w:r>
-            <w:proofErr w:type="gramStart"/>
-            <w:r>
-              <w:rPr>
-                <w:rFonts w:ascii="TH SarabunPSK" w:hAnsi="TH SarabunPSK" w:cs="TH SarabunPSK"/>
-                <w:sz w:val="32"/>
-                <w:szCs w:val="32"/>
-                <w:lang w:bidi="th-TH"/>
-              </w:rPr>
-              <w:t>TOKEN :</w:t>
-            </w:r>
-            <w:proofErr w:type="gramEnd"/>
-            <w:r>
-              <w:rPr>
-                <w:rFonts w:ascii="TH SarabunPSK" w:hAnsi="TH SarabunPSK" w:cs="TH SarabunPSK"/>
-                <w:sz w:val="32"/>
-                <w:szCs w:val="32"/>
-                <w:lang w:bidi="th-TH"/>
-              </w:rPr>
-              <w:t xml:space="preserve"> </w:t>
+              <w:t xml:space="preserve">USER_A_TOKEN : </w:t>
             </w:r>
             <w:r>
               <w:rPr>
@@ -5600,55 +5483,33 @@
               </w:rPr>
               <w:t xml:space="preserve">Report) — username: </w:t>
             </w:r>
-            <w:proofErr w:type="spellStart"/>
-            <w:r>
-              <w:rPr>
-                <w:rFonts w:ascii="TH SarabunPSK" w:hAnsi="TH SarabunPSK" w:cs="TH SarabunPSK"/>
-                <w:sz w:val="32"/>
-                <w:szCs w:val="32"/>
-                <w:lang w:bidi="th-TH"/>
-              </w:rPr>
-              <w:t>pLoomN</w:t>
-            </w:r>
-            <w:proofErr w:type="spellEnd"/>
-          </w:p>
-          <w:p>
-            <w:pPr>
-              <w:rPr>
-                <w:rFonts w:ascii="TH SarabunPSK" w:hAnsi="TH SarabunPSK" w:cs="TH SarabunPSK"/>
-                <w:sz w:val="32"/>
-                <w:szCs w:val="32"/>
-                <w:lang w:bidi="th-TH"/>
-              </w:rPr>
-            </w:pPr>
-            <w:r>
-              <w:rPr>
-                <w:rFonts w:ascii="TH SarabunPSK" w:hAnsi="TH SarabunPSK" w:cs="TH SarabunPSK"/>
-                <w:sz w:val="32"/>
-                <w:szCs w:val="32"/>
-                <w:lang w:bidi="th-TH"/>
-              </w:rPr>
-              <w:t>USER_B_</w:t>
-            </w:r>
-            <w:proofErr w:type="gramStart"/>
-            <w:r>
-              <w:rPr>
-                <w:rFonts w:ascii="TH SarabunPSK" w:hAnsi="TH SarabunPSK" w:cs="TH SarabunPSK"/>
-                <w:sz w:val="32"/>
-                <w:szCs w:val="32"/>
-                <w:lang w:bidi="th-TH"/>
-              </w:rPr>
-              <w:t>TOKEN :</w:t>
-            </w:r>
-            <w:proofErr w:type="gramEnd"/>
-            <w:r>
-              <w:rPr>
-                <w:rFonts w:ascii="TH SarabunPSK" w:hAnsi="TH SarabunPSK" w:cs="TH SarabunPSK"/>
-                <w:sz w:val="32"/>
-                <w:szCs w:val="32"/>
-                <w:lang w:bidi="th-TH"/>
-              </w:rPr>
-              <w:t xml:space="preserve"> </w:t>
+            <w:r>
+              <w:rPr>
+                <w:rFonts w:ascii="TH SarabunPSK" w:hAnsi="TH SarabunPSK" w:cs="TH SarabunPSK"/>
+                <w:sz w:val="32"/>
+                <w:szCs w:val="32"/>
+                <w:lang w:bidi="th-TH"/>
+              </w:rPr>
+              <w:t>reporttester01</w:t>
+            </w:r>
+          </w:p>
+          <w:p>
+            <w:pPr>
+              <w:rPr>
+                <w:rFonts w:ascii="TH SarabunPSK" w:hAnsi="TH SarabunPSK" w:cs="TH SarabunPSK" w:hint="cs"/>
+                <w:sz w:val="32"/>
+                <w:szCs w:val="32"/>
+                <w:lang w:bidi="th-TH"/>
+              </w:rPr>
+            </w:pPr>
+            <w:r>
+              <w:rPr>
+                <w:rFonts w:ascii="TH SarabunPSK" w:hAnsi="TH SarabunPSK" w:cs="TH SarabunPSK"/>
+                <w:sz w:val="32"/>
+                <w:szCs w:val="32"/>
+                <w:lang w:bidi="th-TH"/>
+              </w:rPr>
+              <w:t xml:space="preserve">USER_B_TOKEN : </w:t>
             </w:r>
             <w:r>
               <w:rPr>
@@ -5667,47 +5528,45 @@
                 <w:szCs w:val="32"/>
                 <w:lang w:bidi="th-TH"/>
               </w:rPr>
-              <w:t>Report) — username: Test123</w:t>
-            </w:r>
-          </w:p>
-          <w:p>
-            <w:pPr>
-              <w:rPr>
-                <w:rFonts w:ascii="TH SarabunPSK" w:hAnsi="TH SarabunPSK" w:cs="TH SarabunPSK" w:hint="cs"/>
-                <w:sz w:val="32"/>
-                <w:szCs w:val="32"/>
-                <w:cs/>
-                <w:lang w:bidi="th-TH"/>
-              </w:rPr>
-            </w:pPr>
-            <w:r>
-              <w:rPr>
-                <w:rFonts w:ascii="TH SarabunPSK" w:hAnsi="TH SarabunPSK" w:cs="TH SarabunPSK"/>
-                <w:sz w:val="32"/>
-                <w:szCs w:val="32"/>
-                <w:lang w:bidi="th-TH"/>
-              </w:rPr>
-              <w:t>ADMIN_</w:t>
-            </w:r>
-            <w:proofErr w:type="gramStart"/>
-            <w:r>
-              <w:rPr>
-                <w:rFonts w:ascii="TH SarabunPSK" w:hAnsi="TH SarabunPSK" w:cs="TH SarabunPSK"/>
-                <w:sz w:val="32"/>
-                <w:szCs w:val="32"/>
-                <w:lang w:bidi="th-TH"/>
-              </w:rPr>
-              <w:t>TOKEN :</w:t>
-            </w:r>
-            <w:proofErr w:type="gramEnd"/>
-            <w:r>
-              <w:rPr>
-                <w:rFonts w:ascii="TH SarabunPSK" w:hAnsi="TH SarabunPSK" w:cs="TH SarabunPSK"/>
-                <w:sz w:val="32"/>
-                <w:szCs w:val="32"/>
-                <w:lang w:bidi="th-TH"/>
-              </w:rPr>
-              <w:t xml:space="preserve"> </w:t>
+              <w:t xml:space="preserve">Report) — username: </w:t>
+            </w:r>
+            <w:r>
+              <w:rPr>
+                <w:rFonts w:ascii="TH SarabunPSK" w:hAnsi="TH SarabunPSK" w:cs="TH SarabunPSK"/>
+                <w:sz w:val="32"/>
+                <w:szCs w:val="32"/>
+                <w:lang w:bidi="th-TH"/>
+              </w:rPr>
+              <w:t>reporttester0</w:t>
+            </w:r>
+            <w:r>
+              <w:rPr>
+                <w:rFonts w:ascii="TH SarabunPSK" w:hAnsi="TH SarabunPSK" w:cs="TH SarabunPSK"/>
+                <w:sz w:val="32"/>
+                <w:szCs w:val="32"/>
+                <w:lang w:bidi="th-TH"/>
+              </w:rPr>
+              <w:t>2</w:t>
+            </w:r>
+          </w:p>
+          <w:p>
+            <w:pPr>
+              <w:rPr>
+                <w:rFonts w:ascii="TH SarabunPSK" w:hAnsi="TH SarabunPSK" w:cs="TH SarabunPSK" w:hint="cs"/>
+                <w:sz w:val="32"/>
+                <w:szCs w:val="32"/>
+                <w:cs/>
+                <w:lang w:bidi="th-TH"/>
+              </w:rPr>
+            </w:pPr>
+            <w:r>
+              <w:rPr>
+                <w:rFonts w:ascii="TH SarabunPSK" w:hAnsi="TH SarabunPSK" w:cs="TH SarabunPSK"/>
+                <w:sz w:val="32"/>
+                <w:szCs w:val="32"/>
+                <w:lang w:bidi="th-TH"/>
+              </w:rPr>
+              <w:t xml:space="preserve">ADMIN_TOKEN : </w:t>
             </w:r>
             <w:r>
               <w:rPr>
@@ -5719,25 +5578,14 @@
               </w:rPr>
               <w:t>ผู้ดูแลระบบ (</w:t>
             </w:r>
-            <w:proofErr w:type="gramStart"/>
-            <w:r>
-              <w:rPr>
-                <w:rFonts w:ascii="TH SarabunPSK" w:hAnsi="TH SarabunPSK" w:cs="TH SarabunPSK"/>
-                <w:sz w:val="32"/>
-                <w:szCs w:val="32"/>
-                <w:lang w:bidi="th-TH"/>
-              </w:rPr>
-              <w:t>Admin) —</w:t>
-            </w:r>
-            <w:proofErr w:type="gramEnd"/>
-            <w:r>
-              <w:rPr>
-                <w:rFonts w:ascii="TH SarabunPSK" w:hAnsi="TH SarabunPSK" w:cs="TH SarabunPSK"/>
-                <w:sz w:val="32"/>
-                <w:szCs w:val="32"/>
-                <w:lang w:bidi="th-TH"/>
-              </w:rPr>
-              <w:t xml:space="preserve"> username: admin123</w:t>
+            <w:r>
+              <w:rPr>
+                <w:rFonts w:ascii="TH SarabunPSK" w:hAnsi="TH SarabunPSK" w:cs="TH SarabunPSK"/>
+                <w:sz w:val="32"/>
+                <w:szCs w:val="32"/>
+                <w:lang w:bidi="th-TH"/>
+              </w:rPr>
+              <w:t>Admin) — username: admin123</w:t>
             </w:r>
           </w:p>
         </w:tc>
@@ -6278,66 +6126,26 @@
                 <w:szCs w:val="32"/>
                 <w:lang w:bidi="th-TH"/>
               </w:rPr>
-              <w:t>/</w:t>
-            </w:r>
-            <w:proofErr w:type="gramStart"/>
-            <w:r>
-              <w:rPr>
-                <w:rFonts w:ascii="TH SarabunPSK" w:hAnsi="TH SarabunPSK" w:cs="TH SarabunPSK"/>
-                <w:sz w:val="32"/>
-                <w:szCs w:val="32"/>
-                <w:lang w:bidi="th-TH"/>
-              </w:rPr>
-              <w:t>reports/{id}/</w:t>
-            </w:r>
-            <w:proofErr w:type="gramEnd"/>
-            <w:r>
-              <w:rPr>
-                <w:rFonts w:ascii="TH SarabunPSK" w:hAnsi="TH SarabunPSK" w:cs="TH SarabunPSK"/>
-                <w:sz w:val="32"/>
-                <w:szCs w:val="32"/>
-                <w:lang w:bidi="th-TH"/>
-              </w:rPr>
-              <w:t>evidence + USER_A_TOKEN</w:t>
-            </w:r>
-          </w:p>
-          <w:p>
-            <w:pPr>
-              <w:rPr>
-                <w:rFonts w:ascii="TH SarabunPSK" w:hAnsi="TH SarabunPSK" w:cs="TH SarabunPSK"/>
-                <w:sz w:val="32"/>
-                <w:szCs w:val="32"/>
-                <w:lang w:bidi="th-TH"/>
-              </w:rPr>
-            </w:pPr>
-            <w:r>
-              <w:rPr>
-                <w:rFonts w:ascii="TH SarabunPSK" w:hAnsi="TH SarabunPSK" w:cs="TH SarabunPSK"/>
-                <w:sz w:val="32"/>
-                <w:szCs w:val="32"/>
-                <w:lang w:bidi="th-TH"/>
-              </w:rPr>
-              <w:t xml:space="preserve">3. Body: </w:t>
-            </w:r>
-            <w:proofErr w:type="gramStart"/>
-            <w:r>
-              <w:rPr>
-                <w:rFonts w:ascii="TH SarabunPSK" w:hAnsi="TH SarabunPSK" w:cs="TH SarabunPSK"/>
-                <w:sz w:val="32"/>
-                <w:szCs w:val="32"/>
-                <w:lang w:bidi="th-TH"/>
-              </w:rPr>
-              <w:t>evidences=[</w:t>
-            </w:r>
-            <w:proofErr w:type="gramEnd"/>
-            <w:r>
-              <w:rPr>
-                <w:rFonts w:ascii="TH SarabunPSK" w:hAnsi="TH SarabunPSK" w:cs="TH SarabunPSK"/>
-                <w:sz w:val="32"/>
-                <w:szCs w:val="32"/>
-                <w:lang w:bidi="th-TH"/>
-              </w:rPr>
-              <w:t xml:space="preserve">{type: IMAGE, </w:t>
+              <w:t>/reports/{id}/evidence + USER_A_TOKEN</w:t>
+            </w:r>
+          </w:p>
+          <w:p>
+            <w:pPr>
+              <w:rPr>
+                <w:rFonts w:ascii="TH SarabunPSK" w:hAnsi="TH SarabunPSK" w:cs="TH SarabunPSK"/>
+                <w:sz w:val="32"/>
+                <w:szCs w:val="32"/>
+                <w:lang w:bidi="th-TH"/>
+              </w:rPr>
+            </w:pPr>
+            <w:r>
+              <w:rPr>
+                <w:rFonts w:ascii="TH SarabunPSK" w:hAnsi="TH SarabunPSK" w:cs="TH SarabunPSK"/>
+                <w:sz w:val="32"/>
+                <w:szCs w:val="32"/>
+                <w:lang w:bidi="th-TH"/>
+              </w:rPr>
+              <w:t xml:space="preserve">3. Body: evidences=[{type: IMAGE, </w:t>
             </w:r>
             <w:proofErr w:type="spellStart"/>
             <w:r>
@@ -7130,27 +6938,7 @@
                 <w:lang w:bidi="th-TH"/>
               </w:rPr>
               <w:br/>
-              <w:t xml:space="preserve">3. Body: </w:t>
-            </w:r>
-            <w:proofErr w:type="gramStart"/>
-            <w:r>
-              <w:rPr>
-                <w:rFonts w:ascii="TH SarabunPSK" w:hAnsi="TH SarabunPSK" w:cs="TH SarabunPSK"/>
-                <w:sz w:val="32"/>
-                <w:szCs w:val="32"/>
-                <w:lang w:bidi="th-TH"/>
-              </w:rPr>
-              <w:t>evidences</w:t>
-            </w:r>
-            <w:proofErr w:type="gramEnd"/>
-            <w:r>
-              <w:rPr>
-                <w:rFonts w:ascii="TH SarabunPSK" w:hAnsi="TH SarabunPSK" w:cs="TH SarabunPSK"/>
-                <w:sz w:val="32"/>
-                <w:szCs w:val="32"/>
-                <w:lang w:bidi="th-TH"/>
-              </w:rPr>
-              <w:t xml:space="preserve"> </w:t>
+              <w:t xml:space="preserve">3. Body: evidences </w:t>
             </w:r>
             <w:r>
               <w:rPr>
@@ -7563,27 +7351,7 @@
                 <w:szCs w:val="32"/>
                 <w:lang w:bidi="th-TH"/>
               </w:rPr>
-              <w:t>/</w:t>
-            </w:r>
-            <w:proofErr w:type="gramStart"/>
-            <w:r>
-              <w:rPr>
-                <w:rFonts w:ascii="TH SarabunPSK" w:hAnsi="TH SarabunPSK" w:cs="TH SarabunPSK"/>
-                <w:sz w:val="32"/>
-                <w:szCs w:val="32"/>
-                <w:lang w:bidi="th-TH"/>
-              </w:rPr>
-              <w:t>reports/{id}/</w:t>
-            </w:r>
-            <w:proofErr w:type="gramEnd"/>
-            <w:r>
-              <w:rPr>
-                <w:rFonts w:ascii="TH SarabunPSK" w:hAnsi="TH SarabunPSK" w:cs="TH SarabunPSK"/>
-                <w:sz w:val="32"/>
-                <w:szCs w:val="32"/>
-                <w:lang w:bidi="th-TH"/>
-              </w:rPr>
-              <w:t>evidence + USER_A_TOKEN</w:t>
+              <w:t>/reports/{id}/evidence + USER_A_TOKEN</w:t>
             </w:r>
           </w:p>
         </w:tc>
@@ -8539,27 +8307,7 @@
                 <w:szCs w:val="32"/>
                 <w:lang w:bidi="th-TH"/>
               </w:rPr>
-              <w:t>USER_A_</w:t>
-            </w:r>
-            <w:proofErr w:type="gramStart"/>
-            <w:r>
-              <w:rPr>
-                <w:rFonts w:ascii="TH SarabunPSK" w:hAnsi="TH SarabunPSK" w:cs="TH SarabunPSK"/>
-                <w:sz w:val="32"/>
-                <w:szCs w:val="32"/>
-                <w:lang w:bidi="th-TH"/>
-              </w:rPr>
-              <w:t>TOKEN :</w:t>
-            </w:r>
-            <w:proofErr w:type="gramEnd"/>
-            <w:r>
-              <w:rPr>
-                <w:rFonts w:ascii="TH SarabunPSK" w:hAnsi="TH SarabunPSK" w:cs="TH SarabunPSK"/>
-                <w:sz w:val="32"/>
-                <w:szCs w:val="32"/>
-                <w:lang w:bidi="th-TH"/>
-              </w:rPr>
-              <w:t xml:space="preserve"> </w:t>
+              <w:t xml:space="preserve">USER_A_TOKEN : </w:t>
             </w:r>
             <w:r>
               <w:rPr>
@@ -8580,55 +8328,33 @@
               </w:rPr>
               <w:t xml:space="preserve">Report) — username: </w:t>
             </w:r>
-            <w:proofErr w:type="spellStart"/>
-            <w:r>
-              <w:rPr>
-                <w:rFonts w:ascii="TH SarabunPSK" w:hAnsi="TH SarabunPSK" w:cs="TH SarabunPSK"/>
-                <w:sz w:val="32"/>
-                <w:szCs w:val="32"/>
-                <w:lang w:bidi="th-TH"/>
-              </w:rPr>
-              <w:t>pLoomN</w:t>
-            </w:r>
-            <w:proofErr w:type="spellEnd"/>
-          </w:p>
-          <w:p>
-            <w:pPr>
-              <w:rPr>
-                <w:rFonts w:ascii="TH SarabunPSK" w:hAnsi="TH SarabunPSK" w:cs="TH SarabunPSK"/>
-                <w:sz w:val="32"/>
-                <w:szCs w:val="32"/>
-                <w:lang w:bidi="th-TH"/>
-              </w:rPr>
-            </w:pPr>
-            <w:r>
-              <w:rPr>
-                <w:rFonts w:ascii="TH SarabunPSK" w:hAnsi="TH SarabunPSK" w:cs="TH SarabunPSK"/>
-                <w:sz w:val="32"/>
-                <w:szCs w:val="32"/>
-                <w:lang w:bidi="th-TH"/>
-              </w:rPr>
-              <w:t>USER_B_</w:t>
-            </w:r>
-            <w:proofErr w:type="gramStart"/>
-            <w:r>
-              <w:rPr>
-                <w:rFonts w:ascii="TH SarabunPSK" w:hAnsi="TH SarabunPSK" w:cs="TH SarabunPSK"/>
-                <w:sz w:val="32"/>
-                <w:szCs w:val="32"/>
-                <w:lang w:bidi="th-TH"/>
-              </w:rPr>
-              <w:t>TOKEN :</w:t>
-            </w:r>
-            <w:proofErr w:type="gramEnd"/>
-            <w:r>
-              <w:rPr>
-                <w:rFonts w:ascii="TH SarabunPSK" w:hAnsi="TH SarabunPSK" w:cs="TH SarabunPSK"/>
-                <w:sz w:val="32"/>
-                <w:szCs w:val="32"/>
-                <w:lang w:bidi="th-TH"/>
-              </w:rPr>
-              <w:t xml:space="preserve"> </w:t>
+            <w:r>
+              <w:rPr>
+                <w:rFonts w:ascii="TH SarabunPSK" w:hAnsi="TH SarabunPSK" w:cs="TH SarabunPSK"/>
+                <w:sz w:val="32"/>
+                <w:szCs w:val="32"/>
+                <w:lang w:bidi="th-TH"/>
+              </w:rPr>
+              <w:t>reporttester01</w:t>
+            </w:r>
+          </w:p>
+          <w:p>
+            <w:pPr>
+              <w:rPr>
+                <w:rFonts w:ascii="TH SarabunPSK" w:hAnsi="TH SarabunPSK" w:cs="TH SarabunPSK" w:hint="cs"/>
+                <w:sz w:val="32"/>
+                <w:szCs w:val="32"/>
+                <w:lang w:bidi="th-TH"/>
+              </w:rPr>
+            </w:pPr>
+            <w:r>
+              <w:rPr>
+                <w:rFonts w:ascii="TH SarabunPSK" w:hAnsi="TH SarabunPSK" w:cs="TH SarabunPSK"/>
+                <w:sz w:val="32"/>
+                <w:szCs w:val="32"/>
+                <w:lang w:bidi="th-TH"/>
+              </w:rPr>
+              <w:t xml:space="preserve">USER_B_TOKEN : </w:t>
             </w:r>
             <w:r>
               <w:rPr>
@@ -8647,47 +8373,45 @@
                 <w:szCs w:val="32"/>
                 <w:lang w:bidi="th-TH"/>
               </w:rPr>
-              <w:t>Report) — username: Test123</w:t>
-            </w:r>
-          </w:p>
-          <w:p>
-            <w:pPr>
-              <w:rPr>
-                <w:rFonts w:ascii="TH SarabunPSK" w:hAnsi="TH SarabunPSK" w:cs="TH SarabunPSK" w:hint="cs"/>
-                <w:sz w:val="32"/>
-                <w:szCs w:val="32"/>
-                <w:cs/>
-                <w:lang w:bidi="th-TH"/>
-              </w:rPr>
-            </w:pPr>
-            <w:r>
-              <w:rPr>
-                <w:rFonts w:ascii="TH SarabunPSK" w:hAnsi="TH SarabunPSK" w:cs="TH SarabunPSK"/>
-                <w:sz w:val="32"/>
-                <w:szCs w:val="32"/>
-                <w:lang w:bidi="th-TH"/>
-              </w:rPr>
-              <w:t>ADMIN_</w:t>
-            </w:r>
-            <w:proofErr w:type="gramStart"/>
-            <w:r>
-              <w:rPr>
-                <w:rFonts w:ascii="TH SarabunPSK" w:hAnsi="TH SarabunPSK" w:cs="TH SarabunPSK"/>
-                <w:sz w:val="32"/>
-                <w:szCs w:val="32"/>
-                <w:lang w:bidi="th-TH"/>
-              </w:rPr>
-              <w:t>TOKEN :</w:t>
-            </w:r>
-            <w:proofErr w:type="gramEnd"/>
-            <w:r>
-              <w:rPr>
-                <w:rFonts w:ascii="TH SarabunPSK" w:hAnsi="TH SarabunPSK" w:cs="TH SarabunPSK"/>
-                <w:sz w:val="32"/>
-                <w:szCs w:val="32"/>
-                <w:lang w:bidi="th-TH"/>
-              </w:rPr>
-              <w:t xml:space="preserve"> </w:t>
+              <w:t xml:space="preserve">Report) — username: </w:t>
+            </w:r>
+            <w:r>
+              <w:rPr>
+                <w:rFonts w:ascii="TH SarabunPSK" w:hAnsi="TH SarabunPSK" w:cs="TH SarabunPSK"/>
+                <w:sz w:val="32"/>
+                <w:szCs w:val="32"/>
+                <w:lang w:bidi="th-TH"/>
+              </w:rPr>
+              <w:t>reporttester0</w:t>
+            </w:r>
+            <w:r>
+              <w:rPr>
+                <w:rFonts w:ascii="TH SarabunPSK" w:hAnsi="TH SarabunPSK" w:cs="TH SarabunPSK"/>
+                <w:sz w:val="32"/>
+                <w:szCs w:val="32"/>
+                <w:lang w:bidi="th-TH"/>
+              </w:rPr>
+              <w:t>2</w:t>
+            </w:r>
+          </w:p>
+          <w:p>
+            <w:pPr>
+              <w:rPr>
+                <w:rFonts w:ascii="TH SarabunPSK" w:hAnsi="TH SarabunPSK" w:cs="TH SarabunPSK" w:hint="cs"/>
+                <w:sz w:val="32"/>
+                <w:szCs w:val="32"/>
+                <w:cs/>
+                <w:lang w:bidi="th-TH"/>
+              </w:rPr>
+            </w:pPr>
+            <w:r>
+              <w:rPr>
+                <w:rFonts w:ascii="TH SarabunPSK" w:hAnsi="TH SarabunPSK" w:cs="TH SarabunPSK"/>
+                <w:sz w:val="32"/>
+                <w:szCs w:val="32"/>
+                <w:lang w:bidi="th-TH"/>
+              </w:rPr>
+              <w:t xml:space="preserve">ADMIN_TOKEN : </w:t>
             </w:r>
             <w:r>
               <w:rPr>
@@ -8699,25 +8423,14 @@
               </w:rPr>
               <w:t>ผู้ดูแลระบบ (</w:t>
             </w:r>
-            <w:proofErr w:type="gramStart"/>
-            <w:r>
-              <w:rPr>
-                <w:rFonts w:ascii="TH SarabunPSK" w:hAnsi="TH SarabunPSK" w:cs="TH SarabunPSK"/>
-                <w:sz w:val="32"/>
-                <w:szCs w:val="32"/>
-                <w:lang w:bidi="th-TH"/>
-              </w:rPr>
-              <w:t>Admin) —</w:t>
-            </w:r>
-            <w:proofErr w:type="gramEnd"/>
-            <w:r>
-              <w:rPr>
-                <w:rFonts w:ascii="TH SarabunPSK" w:hAnsi="TH SarabunPSK" w:cs="TH SarabunPSK"/>
-                <w:sz w:val="32"/>
-                <w:szCs w:val="32"/>
-                <w:lang w:bidi="th-TH"/>
-              </w:rPr>
-              <w:t xml:space="preserve"> username: admin123</w:t>
+            <w:r>
+              <w:rPr>
+                <w:rFonts w:ascii="TH SarabunPSK" w:hAnsi="TH SarabunPSK" w:cs="TH SarabunPSK"/>
+                <w:sz w:val="32"/>
+                <w:szCs w:val="32"/>
+                <w:lang w:bidi="th-TH"/>
+              </w:rPr>
+              <w:t>Admin) — username: admin123</w:t>
             </w:r>
           </w:p>
         </w:tc>
@@ -9482,25 +9195,14 @@
                 <w:lang w:bidi="th-TH"/>
               </w:rPr>
             </w:pPr>
-            <w:proofErr w:type="gramStart"/>
-            <w:r>
-              <w:rPr>
-                <w:rFonts w:ascii="TH SarabunPSK" w:hAnsi="TH SarabunPSK" w:cs="TH SarabunPSK"/>
-                <w:sz w:val="32"/>
-                <w:szCs w:val="32"/>
-                <w:lang w:bidi="th-TH"/>
-              </w:rPr>
-              <w:t>Get</w:t>
-            </w:r>
-            <w:proofErr w:type="gramEnd"/>
-            <w:r>
-              <w:rPr>
-                <w:rFonts w:ascii="TH SarabunPSK" w:hAnsi="TH SarabunPSK" w:cs="TH SarabunPSK"/>
-                <w:sz w:val="32"/>
-                <w:szCs w:val="32"/>
-                <w:lang w:bidi="th-TH"/>
-              </w:rPr>
-              <w:t xml:space="preserve"> My Reports Without Token</w:t>
+            <w:r>
+              <w:rPr>
+                <w:rFonts w:ascii="TH SarabunPSK" w:hAnsi="TH SarabunPSK" w:cs="TH SarabunPSK"/>
+                <w:sz w:val="32"/>
+                <w:szCs w:val="32"/>
+                <w:lang w:bidi="th-TH"/>
+              </w:rPr>
+              <w:t>Get My Reports Without Token</w:t>
             </w:r>
           </w:p>
           <w:p>
@@ -9865,27 +9567,7 @@
                 <w:szCs w:val="32"/>
                 <w:lang w:bidi="th-TH"/>
               </w:rPr>
-              <w:t>/</w:t>
-            </w:r>
-            <w:proofErr w:type="gramStart"/>
-            <w:r>
-              <w:rPr>
-                <w:rFonts w:ascii="TH SarabunPSK" w:hAnsi="TH SarabunPSK" w:cs="TH SarabunPSK"/>
-                <w:sz w:val="32"/>
-                <w:szCs w:val="32"/>
-                <w:lang w:bidi="th-TH"/>
-              </w:rPr>
-              <w:t>reports/{</w:t>
-            </w:r>
-            <w:proofErr w:type="gramEnd"/>
-            <w:r>
-              <w:rPr>
-                <w:rFonts w:ascii="TH SarabunPSK" w:hAnsi="TH SarabunPSK" w:cs="TH SarabunPSK"/>
-                <w:sz w:val="32"/>
-                <w:szCs w:val="32"/>
-                <w:lang w:bidi="th-TH"/>
-              </w:rPr>
-              <w:t xml:space="preserve">id} + USER_A_TOKEN </w:t>
+              <w:t xml:space="preserve">/reports/{id} + USER_A_TOKEN </w:t>
             </w:r>
             <w:r>
               <w:rPr>
@@ -10145,27 +9827,7 @@
                 <w:szCs w:val="32"/>
                 <w:lang w:bidi="th-TH"/>
               </w:rPr>
-              <w:t xml:space="preserve">Get Report </w:t>
-            </w:r>
-            <w:proofErr w:type="gramStart"/>
-            <w:r>
-              <w:rPr>
-                <w:rFonts w:ascii="TH SarabunPSK" w:hAnsi="TH SarabunPSK" w:cs="TH SarabunPSK"/>
-                <w:sz w:val="32"/>
-                <w:szCs w:val="32"/>
-                <w:lang w:bidi="th-TH"/>
-              </w:rPr>
-              <w:t>By</w:t>
-            </w:r>
-            <w:proofErr w:type="gramEnd"/>
-            <w:r>
-              <w:rPr>
-                <w:rFonts w:ascii="TH SarabunPSK" w:hAnsi="TH SarabunPSK" w:cs="TH SarabunPSK"/>
-                <w:sz w:val="32"/>
-                <w:szCs w:val="32"/>
-                <w:lang w:bidi="th-TH"/>
-              </w:rPr>
-              <w:t xml:space="preserve"> ID Without Token</w:t>
+              <w:t>Get Report By ID Without Token</w:t>
             </w:r>
           </w:p>
           <w:p>
@@ -10204,27 +9866,7 @@
                 <w:szCs w:val="32"/>
                 <w:lang w:bidi="th-TH"/>
               </w:rPr>
-              <w:t>/</w:t>
-            </w:r>
-            <w:proofErr w:type="gramStart"/>
-            <w:r>
-              <w:rPr>
-                <w:rFonts w:ascii="TH SarabunPSK" w:hAnsi="TH SarabunPSK" w:cs="TH SarabunPSK"/>
-                <w:sz w:val="32"/>
-                <w:szCs w:val="32"/>
-                <w:lang w:bidi="th-TH"/>
-              </w:rPr>
-              <w:t>reports/{</w:t>
-            </w:r>
-            <w:proofErr w:type="gramEnd"/>
-            <w:r>
-              <w:rPr>
-                <w:rFonts w:ascii="TH SarabunPSK" w:hAnsi="TH SarabunPSK" w:cs="TH SarabunPSK"/>
-                <w:sz w:val="32"/>
-                <w:szCs w:val="32"/>
-                <w:lang w:bidi="th-TH"/>
-              </w:rPr>
-              <w:t xml:space="preserve">id} </w:t>
+              <w:t xml:space="preserve">/reports/{id} </w:t>
             </w:r>
             <w:r>
               <w:rPr>
@@ -11229,27 +10871,7 @@
                 <w:szCs w:val="32"/>
                 <w:lang w:bidi="th-TH"/>
               </w:rPr>
-              <w:t>USER_A_</w:t>
-            </w:r>
-            <w:proofErr w:type="gramStart"/>
-            <w:r>
-              <w:rPr>
-                <w:rFonts w:ascii="TH SarabunPSK" w:hAnsi="TH SarabunPSK" w:cs="TH SarabunPSK"/>
-                <w:sz w:val="32"/>
-                <w:szCs w:val="32"/>
-                <w:lang w:bidi="th-TH"/>
-              </w:rPr>
-              <w:t>TOKEN :</w:t>
-            </w:r>
-            <w:proofErr w:type="gramEnd"/>
-            <w:r>
-              <w:rPr>
-                <w:rFonts w:ascii="TH SarabunPSK" w:hAnsi="TH SarabunPSK" w:cs="TH SarabunPSK"/>
-                <w:sz w:val="32"/>
-                <w:szCs w:val="32"/>
-                <w:lang w:bidi="th-TH"/>
-              </w:rPr>
-              <w:t xml:space="preserve"> </w:t>
+              <w:t xml:space="preserve">USER_A_TOKEN : </w:t>
             </w:r>
             <w:r>
               <w:rPr>
@@ -11270,55 +10892,33 @@
               </w:rPr>
               <w:t xml:space="preserve">Report) — username: </w:t>
             </w:r>
-            <w:proofErr w:type="spellStart"/>
-            <w:r>
-              <w:rPr>
-                <w:rFonts w:ascii="TH SarabunPSK" w:hAnsi="TH SarabunPSK" w:cs="TH SarabunPSK"/>
-                <w:sz w:val="32"/>
-                <w:szCs w:val="32"/>
-                <w:lang w:bidi="th-TH"/>
-              </w:rPr>
-              <w:t>pLoomN</w:t>
-            </w:r>
-            <w:proofErr w:type="spellEnd"/>
-          </w:p>
-          <w:p>
-            <w:pPr>
-              <w:rPr>
-                <w:rFonts w:ascii="TH SarabunPSK" w:hAnsi="TH SarabunPSK" w:cs="TH SarabunPSK"/>
-                <w:sz w:val="32"/>
-                <w:szCs w:val="32"/>
-                <w:lang w:bidi="th-TH"/>
-              </w:rPr>
-            </w:pPr>
-            <w:r>
-              <w:rPr>
-                <w:rFonts w:ascii="TH SarabunPSK" w:hAnsi="TH SarabunPSK" w:cs="TH SarabunPSK"/>
-                <w:sz w:val="32"/>
-                <w:szCs w:val="32"/>
-                <w:lang w:bidi="th-TH"/>
-              </w:rPr>
-              <w:t>USER_B_</w:t>
-            </w:r>
-            <w:proofErr w:type="gramStart"/>
-            <w:r>
-              <w:rPr>
-                <w:rFonts w:ascii="TH SarabunPSK" w:hAnsi="TH SarabunPSK" w:cs="TH SarabunPSK"/>
-                <w:sz w:val="32"/>
-                <w:szCs w:val="32"/>
-                <w:lang w:bidi="th-TH"/>
-              </w:rPr>
-              <w:t>TOKEN :</w:t>
-            </w:r>
-            <w:proofErr w:type="gramEnd"/>
-            <w:r>
-              <w:rPr>
-                <w:rFonts w:ascii="TH SarabunPSK" w:hAnsi="TH SarabunPSK" w:cs="TH SarabunPSK"/>
-                <w:sz w:val="32"/>
-                <w:szCs w:val="32"/>
-                <w:lang w:bidi="th-TH"/>
-              </w:rPr>
-              <w:t xml:space="preserve"> </w:t>
+            <w:r>
+              <w:rPr>
+                <w:rFonts w:ascii="TH SarabunPSK" w:hAnsi="TH SarabunPSK" w:cs="TH SarabunPSK"/>
+                <w:sz w:val="32"/>
+                <w:szCs w:val="32"/>
+                <w:lang w:bidi="th-TH"/>
+              </w:rPr>
+              <w:t>reporttester01</w:t>
+            </w:r>
+          </w:p>
+          <w:p>
+            <w:pPr>
+              <w:rPr>
+                <w:rFonts w:ascii="TH SarabunPSK" w:hAnsi="TH SarabunPSK" w:cs="TH SarabunPSK" w:hint="cs"/>
+                <w:sz w:val="32"/>
+                <w:szCs w:val="32"/>
+                <w:lang w:bidi="th-TH"/>
+              </w:rPr>
+            </w:pPr>
+            <w:r>
+              <w:rPr>
+                <w:rFonts w:ascii="TH SarabunPSK" w:hAnsi="TH SarabunPSK" w:cs="TH SarabunPSK"/>
+                <w:sz w:val="32"/>
+                <w:szCs w:val="32"/>
+                <w:lang w:bidi="th-TH"/>
+              </w:rPr>
+              <w:t xml:space="preserve">USER_B_TOKEN : </w:t>
             </w:r>
             <w:r>
               <w:rPr>
@@ -11337,47 +10937,45 @@
                 <w:szCs w:val="32"/>
                 <w:lang w:bidi="th-TH"/>
               </w:rPr>
-              <w:t>Report) — username: Test123</w:t>
-            </w:r>
-          </w:p>
-          <w:p>
-            <w:pPr>
-              <w:rPr>
-                <w:rFonts w:ascii="TH SarabunPSK" w:hAnsi="TH SarabunPSK" w:cs="TH SarabunPSK" w:hint="cs"/>
-                <w:sz w:val="32"/>
-                <w:szCs w:val="32"/>
-                <w:cs/>
-                <w:lang w:bidi="th-TH"/>
-              </w:rPr>
-            </w:pPr>
-            <w:r>
-              <w:rPr>
-                <w:rFonts w:ascii="TH SarabunPSK" w:hAnsi="TH SarabunPSK" w:cs="TH SarabunPSK"/>
-                <w:sz w:val="32"/>
-                <w:szCs w:val="32"/>
-                <w:lang w:bidi="th-TH"/>
-              </w:rPr>
-              <w:t>ADMIN_</w:t>
-            </w:r>
-            <w:proofErr w:type="gramStart"/>
-            <w:r>
-              <w:rPr>
-                <w:rFonts w:ascii="TH SarabunPSK" w:hAnsi="TH SarabunPSK" w:cs="TH SarabunPSK"/>
-                <w:sz w:val="32"/>
-                <w:szCs w:val="32"/>
-                <w:lang w:bidi="th-TH"/>
-              </w:rPr>
-              <w:t>TOKEN :</w:t>
-            </w:r>
-            <w:proofErr w:type="gramEnd"/>
-            <w:r>
-              <w:rPr>
-                <w:rFonts w:ascii="TH SarabunPSK" w:hAnsi="TH SarabunPSK" w:cs="TH SarabunPSK"/>
-                <w:sz w:val="32"/>
-                <w:szCs w:val="32"/>
-                <w:lang w:bidi="th-TH"/>
-              </w:rPr>
-              <w:t xml:space="preserve"> </w:t>
+              <w:t xml:space="preserve">Report) — username: </w:t>
+            </w:r>
+            <w:r>
+              <w:rPr>
+                <w:rFonts w:ascii="TH SarabunPSK" w:hAnsi="TH SarabunPSK" w:cs="TH SarabunPSK"/>
+                <w:sz w:val="32"/>
+                <w:szCs w:val="32"/>
+                <w:lang w:bidi="th-TH"/>
+              </w:rPr>
+              <w:t>reporttester0</w:t>
+            </w:r>
+            <w:r>
+              <w:rPr>
+                <w:rFonts w:ascii="TH SarabunPSK" w:hAnsi="TH SarabunPSK" w:cs="TH SarabunPSK"/>
+                <w:sz w:val="32"/>
+                <w:szCs w:val="32"/>
+                <w:lang w:bidi="th-TH"/>
+              </w:rPr>
+              <w:t>2</w:t>
+            </w:r>
+          </w:p>
+          <w:p>
+            <w:pPr>
+              <w:rPr>
+                <w:rFonts w:ascii="TH SarabunPSK" w:hAnsi="TH SarabunPSK" w:cs="TH SarabunPSK" w:hint="cs"/>
+                <w:sz w:val="32"/>
+                <w:szCs w:val="32"/>
+                <w:cs/>
+                <w:lang w:bidi="th-TH"/>
+              </w:rPr>
+            </w:pPr>
+            <w:r>
+              <w:rPr>
+                <w:rFonts w:ascii="TH SarabunPSK" w:hAnsi="TH SarabunPSK" w:cs="TH SarabunPSK"/>
+                <w:sz w:val="32"/>
+                <w:szCs w:val="32"/>
+                <w:lang w:bidi="th-TH"/>
+              </w:rPr>
+              <w:t xml:space="preserve">ADMIN_TOKEN : </w:t>
             </w:r>
             <w:r>
               <w:rPr>
@@ -11389,25 +10987,14 @@
               </w:rPr>
               <w:t>ผู้ดูแลระบบ (</w:t>
             </w:r>
-            <w:proofErr w:type="gramStart"/>
-            <w:r>
-              <w:rPr>
-                <w:rFonts w:ascii="TH SarabunPSK" w:hAnsi="TH SarabunPSK" w:cs="TH SarabunPSK"/>
-                <w:sz w:val="32"/>
-                <w:szCs w:val="32"/>
-                <w:lang w:bidi="th-TH"/>
-              </w:rPr>
-              <w:t>Admin) —</w:t>
-            </w:r>
-            <w:proofErr w:type="gramEnd"/>
-            <w:r>
-              <w:rPr>
-                <w:rFonts w:ascii="TH SarabunPSK" w:hAnsi="TH SarabunPSK" w:cs="TH SarabunPSK"/>
-                <w:sz w:val="32"/>
-                <w:szCs w:val="32"/>
-                <w:lang w:bidi="th-TH"/>
-              </w:rPr>
-              <w:t xml:space="preserve"> username: admin123</w:t>
+            <w:r>
+              <w:rPr>
+                <w:rFonts w:ascii="TH SarabunPSK" w:hAnsi="TH SarabunPSK" w:cs="TH SarabunPSK"/>
+                <w:sz w:val="32"/>
+                <w:szCs w:val="32"/>
+                <w:lang w:bidi="th-TH"/>
+              </w:rPr>
+              <w:t>Admin) — username: admin123</w:t>
             </w:r>
           </w:p>
         </w:tc>
@@ -12238,27 +11825,7 @@
                 <w:szCs w:val="32"/>
                 <w:lang w:bidi="th-TH"/>
               </w:rPr>
-              <w:t>/reports/</w:t>
-            </w:r>
-            <w:proofErr w:type="gramStart"/>
-            <w:r>
-              <w:rPr>
-                <w:rFonts w:ascii="TH SarabunPSK" w:hAnsi="TH SarabunPSK" w:cs="TH SarabunPSK"/>
-                <w:sz w:val="32"/>
-                <w:szCs w:val="32"/>
-                <w:lang w:bidi="th-TH"/>
-              </w:rPr>
-              <w:t>admin/{id}/</w:t>
-            </w:r>
-            <w:proofErr w:type="gramEnd"/>
-            <w:r>
-              <w:rPr>
-                <w:rFonts w:ascii="TH SarabunPSK" w:hAnsi="TH SarabunPSK" w:cs="TH SarabunPSK"/>
-                <w:sz w:val="32"/>
-                <w:szCs w:val="32"/>
-                <w:lang w:bidi="th-TH"/>
-              </w:rPr>
-              <w:t>assign + ADMIN_TOKEN</w:t>
+              <w:t>/reports/admin/{id}/assign + ADMIN_TOKEN</w:t>
             </w:r>
           </w:p>
         </w:tc>
@@ -18101,7 +17668,7 @@
   <w:style w:type="paragraph" w:default="1" w:styleId="Normal">
     <w:name w:val="Normal"/>
     <w:qFormat/>
-    <w:rsid w:val="00612787"/>
+    <w:rsid w:val="00111D00"/>
   </w:style>
   <w:style w:type="character" w:default="1" w:styleId="DefaultParagraphFont">
     <w:name w:val="Default Paragraph Font"/>
@@ -18212,6 +17779,18 @@
     <w:rPr>
       <w:color w:val="0563C1" w:themeColor="hyperlink"/>
       <w:u w:val="single"/>
+    </w:rPr>
+  </w:style>
+  <w:style w:type="character" w:styleId="UnresolvedMention">
+    <w:name w:val="Unresolved Mention"/>
+    <w:basedOn w:val="DefaultParagraphFont"/>
+    <w:uiPriority w:val="99"/>
+    <w:semiHidden/>
+    <w:unhideWhenUsed/>
+    <w:rsid w:val="00111D00"/>
+    <w:rPr>
+      <w:color w:val="605E5C"/>
+      <w:shd w:val="clear" w:color="auto" w:fill="E1DFDD"/>
     </w:rPr>
   </w:style>
 </w:styles>
